--- a/template.docx
+++ b/template.docx
@@ -2107,7 +2107,27 @@
                 <w:sz w:val="20"/>
                 <w:szCs w:val="20"/>
               </w:rPr>
-              <w:t>交通費(依票價覈實報支</w:t>
+              <w:t>交通費(依票價</w:t>
+            </w:r>
+            <w:proofErr w:type="gramStart"/>
+            <w:r>
+              <w:rPr>
+                <w:rFonts w:ascii="標楷體" w:eastAsia="標楷體" w:hAnsi="標楷體" w:hint="eastAsia"/>
+                <w:spacing w:val="-4"/>
+                <w:sz w:val="20"/>
+                <w:szCs w:val="20"/>
+              </w:rPr>
+              <w:t>覈</w:t>
+            </w:r>
+            <w:proofErr w:type="gramEnd"/>
+            <w:r>
+              <w:rPr>
+                <w:rFonts w:ascii="標楷體" w:eastAsia="標楷體" w:hAnsi="標楷體" w:hint="eastAsia"/>
+                <w:spacing w:val="-4"/>
+                <w:sz w:val="20"/>
+                <w:szCs w:val="20"/>
+              </w:rPr>
+              <w:t>實報支</w:t>
             </w:r>
             <w:r>
               <w:rPr>
@@ -2867,6 +2887,7 @@
               </w:rPr>
               <w:t>(A</w:t>
             </w:r>
+            <w:proofErr w:type="gramStart"/>
             <w:r>
               <w:rPr>
                 <w:rFonts w:eastAsia="標楷體" w:hint="eastAsia"/>
@@ -2875,6 +2896,7 @@
               </w:rPr>
               <w:t>≧</w:t>
             </w:r>
+            <w:proofErr w:type="gramEnd"/>
             <w:r>
               <w:rPr>
                 <w:rFonts w:eastAsia="標楷體" w:hint="eastAsia"/>
@@ -4409,6 +4431,7 @@
               </w:rPr>
               <w:t>薪資所得</w:t>
             </w:r>
+            <w:proofErr w:type="gramStart"/>
             <w:r>
               <w:rPr>
                 <w:rFonts w:ascii="標楷體" w:eastAsia="標楷體" w:hAnsi="標楷體" w:hint="eastAsia"/>
@@ -4417,6 +4440,7 @@
               </w:rPr>
               <w:t>≧</w:t>
             </w:r>
+            <w:proofErr w:type="gramEnd"/>
             <w:r>
               <w:rPr>
                 <w:rFonts w:eastAsia="標楷體"/>
@@ -4441,8 +4465,18 @@
                 <w:sz w:val="16"/>
                 <w:szCs w:val="16"/>
               </w:rPr>
-              <w:t>元，即應代扣</w:t>
-            </w:r>
+              <w:t>元，</w:t>
+            </w:r>
+            <w:proofErr w:type="gramStart"/>
+            <w:r>
+              <w:rPr>
+                <w:rFonts w:eastAsia="標楷體" w:hint="eastAsia"/>
+                <w:sz w:val="16"/>
+                <w:szCs w:val="16"/>
+              </w:rPr>
+              <w:t>即應代扣</w:t>
+            </w:r>
+            <w:proofErr w:type="gramEnd"/>
             <w:r>
               <w:rPr>
                 <w:rFonts w:eastAsia="標楷體" w:hint="eastAsia"/>
@@ -4481,6 +4515,7 @@
               </w:rPr>
               <w:t>執行業務所得、獎金、</w:t>
             </w:r>
+            <w:proofErr w:type="gramStart"/>
             <w:r>
               <w:rPr>
                 <w:rFonts w:eastAsia="標楷體"/>
@@ -4497,8 +4532,18 @@
                 <w:sz w:val="16"/>
                 <w:szCs w:val="16"/>
               </w:rPr>
-              <w:t>單次給付金額</w:t>
-            </w:r>
+              <w:t>單次</w:t>
+            </w:r>
+            <w:proofErr w:type="gramEnd"/>
+            <w:r>
+              <w:rPr>
+                <w:rFonts w:eastAsia="標楷體" w:hint="eastAsia"/>
+                <w:sz w:val="16"/>
+                <w:szCs w:val="16"/>
+              </w:rPr>
+              <w:t>給付金額</w:t>
+            </w:r>
+            <w:proofErr w:type="gramStart"/>
             <w:r>
               <w:rPr>
                 <w:rFonts w:ascii="標楷體" w:eastAsia="標楷體" w:hAnsi="標楷體" w:hint="eastAsia"/>
@@ -4507,6 +4552,7 @@
               </w:rPr>
               <w:t>≧</w:t>
             </w:r>
+            <w:proofErr w:type="gramEnd"/>
             <w:r>
               <w:rPr>
                 <w:rFonts w:eastAsia="標楷體" w:hint="eastAsia"/>
@@ -4531,8 +4577,18 @@
                 <w:sz w:val="16"/>
                 <w:szCs w:val="16"/>
               </w:rPr>
-              <w:t>元者，即應代扣</w:t>
-            </w:r>
+              <w:t>元者，</w:t>
+            </w:r>
+            <w:proofErr w:type="gramStart"/>
+            <w:r>
+              <w:rPr>
+                <w:rFonts w:eastAsia="標楷體" w:hint="eastAsia"/>
+                <w:sz w:val="16"/>
+                <w:szCs w:val="16"/>
+              </w:rPr>
+              <w:t>即應代扣</w:t>
+            </w:r>
+            <w:proofErr w:type="gramEnd"/>
             <w:r>
               <w:rPr>
                 <w:rFonts w:eastAsia="標楷體" w:hint="eastAsia"/>
@@ -4605,6 +4661,7 @@
               </w:rPr>
               <w:t>薪資所得</w:t>
             </w:r>
+            <w:proofErr w:type="gramStart"/>
             <w:r>
               <w:rPr>
                 <w:rFonts w:ascii="標楷體" w:eastAsia="標楷體" w:hAnsi="標楷體" w:hint="eastAsia"/>
@@ -4613,6 +4670,7 @@
               </w:rPr>
               <w:t>≧</w:t>
             </w:r>
+            <w:proofErr w:type="gramEnd"/>
             <w:r>
               <w:rPr>
                 <w:rFonts w:eastAsia="標楷體" w:hint="eastAsia"/>
@@ -4713,6 +4771,7 @@
               </w:rPr>
               <w:t>執行業務所得</w:t>
             </w:r>
+            <w:proofErr w:type="gramStart"/>
             <w:r>
               <w:rPr>
                 <w:rFonts w:ascii="標楷體" w:eastAsia="標楷體" w:hAnsi="標楷體" w:hint="eastAsia"/>
@@ -4721,6 +4780,7 @@
               </w:rPr>
               <w:t>≧</w:t>
             </w:r>
+            <w:proofErr w:type="gramEnd"/>
             <w:r>
               <w:rPr>
                 <w:rFonts w:eastAsia="標楷體" w:hint="eastAsia"/>
@@ -4764,8 +4824,19 @@
                 <w:sz w:val="16"/>
                 <w:szCs w:val="16"/>
               </w:rPr>
-              <w:t>，應代扣</w:t>
-            </w:r>
+              <w:t>，</w:t>
+            </w:r>
+            <w:proofErr w:type="gramStart"/>
+            <w:r>
+              <w:rPr>
+                <w:rFonts w:eastAsia="標楷體" w:hint="eastAsia"/>
+                <w:color w:val="000000"/>
+                <w:sz w:val="16"/>
+                <w:szCs w:val="16"/>
+              </w:rPr>
+              <w:t>應代扣</w:t>
+            </w:r>
+            <w:proofErr w:type="gramEnd"/>
             <w:r>
               <w:rPr>
                 <w:rFonts w:eastAsia="標楷體" w:hint="eastAsia"/>
@@ -4907,8 +4978,19 @@
                 <w:szCs w:val="14"/>
                 <w:bdr w:val="single" w:sz="4" w:space="0" w:color="auto"/>
               </w:rPr>
-              <w:t>以上資料將以電子及紙本形式提供本校進行帳務</w:t>
-            </w:r>
+              <w:t>以上資料將以電子及紙本形式提供本校進行帳</w:t>
+            </w:r>
+            <w:proofErr w:type="gramStart"/>
+            <w:r>
+              <w:rPr>
+                <w:rFonts w:hint="eastAsia"/>
+                <w:sz w:val="14"/>
+                <w:szCs w:val="14"/>
+                <w:bdr w:val="single" w:sz="4" w:space="0" w:color="auto"/>
+              </w:rPr>
+              <w:t>務</w:t>
+            </w:r>
+            <w:proofErr w:type="gramEnd"/>
             <w:r>
               <w:rPr>
                 <w:rFonts w:ascii="新細明體" w:hAnsi="新細明體" w:hint="eastAsia"/>
@@ -5015,7 +5097,29 @@
                 <w:szCs w:val="22"/>
                 <w:shd w:val="clear" w:color="auto" w:fill="D0CECE"/>
               </w:rPr>
-              <w:t>我已詳細閱讀僑光科技大學『個資蒐集、處理及利用告知聲明』，了解並同意本聲明所有內容，茲以書面同意學（貴）校蒐集、處理及利用本人之相關個人資料。</w:t>
+              <w:t>我已詳細閱讀僑光科技大學『</w:t>
+            </w:r>
+            <w:proofErr w:type="gramStart"/>
+            <w:r>
+              <w:rPr>
+                <w:rFonts w:ascii="標楷體" w:eastAsia="標楷體" w:hAnsi="標楷體" w:hint="eastAsia"/>
+                <w:b/>
+                <w:sz w:val="22"/>
+                <w:szCs w:val="22"/>
+                <w:shd w:val="clear" w:color="auto" w:fill="D0CECE"/>
+              </w:rPr>
+              <w:t>個</w:t>
+            </w:r>
+            <w:proofErr w:type="gramEnd"/>
+            <w:r>
+              <w:rPr>
+                <w:rFonts w:ascii="標楷體" w:eastAsia="標楷體" w:hAnsi="標楷體" w:hint="eastAsia"/>
+                <w:b/>
+                <w:sz w:val="22"/>
+                <w:szCs w:val="22"/>
+                <w:shd w:val="clear" w:color="auto" w:fill="D0CECE"/>
+              </w:rPr>
+              <w:t>資蒐集、處理及利用告知聲明』，了解並同意本聲明所有內容，茲以書面同意學（貴）校蒐集、處理及利用本人之相關個人資料。</w:t>
             </w:r>
             <w:r>
               <w:rPr>
@@ -5788,6 +5892,16 @@
         </w:tc>
       </w:tr>
     </w:tbl>
+    <w:p>
+      <w:pPr>
+        <w:widowControl/>
+        <w:rPr>
+          <w:rFonts w:eastAsia="標楷體" w:hint="eastAsia"/>
+          <w:sz w:val="28"/>
+          <w:szCs w:val="28"/>
+        </w:rPr>
+      </w:pPr>
+    </w:p>
     <w:p>
       <w:pPr>
         <w:adjustRightInd w:val="0"/>
@@ -7808,7 +7922,27 @@
                 <w:sz w:val="20"/>
                 <w:szCs w:val="20"/>
               </w:rPr>
-              <w:t>交通費(依票價覈實報支</w:t>
+              <w:t>交通費(依票價</w:t>
+            </w:r>
+            <w:proofErr w:type="gramStart"/>
+            <w:r>
+              <w:rPr>
+                <w:rFonts w:ascii="標楷體" w:eastAsia="標楷體" w:hAnsi="標楷體" w:hint="eastAsia"/>
+                <w:spacing w:val="-4"/>
+                <w:sz w:val="20"/>
+                <w:szCs w:val="20"/>
+              </w:rPr>
+              <w:t>覈</w:t>
+            </w:r>
+            <w:proofErr w:type="gramEnd"/>
+            <w:r>
+              <w:rPr>
+                <w:rFonts w:ascii="標楷體" w:eastAsia="標楷體" w:hAnsi="標楷體" w:hint="eastAsia"/>
+                <w:spacing w:val="-4"/>
+                <w:sz w:val="20"/>
+                <w:szCs w:val="20"/>
+              </w:rPr>
+              <w:t>實報支</w:t>
             </w:r>
             <w:r>
               <w:rPr>
@@ -8525,6 +8659,7 @@
               </w:rPr>
               <w:t>(A</w:t>
             </w:r>
+            <w:proofErr w:type="gramStart"/>
             <w:r>
               <w:rPr>
                 <w:rFonts w:eastAsia="標楷體" w:hint="eastAsia"/>
@@ -8533,6 +8668,7 @@
               </w:rPr>
               <w:t>≧</w:t>
             </w:r>
+            <w:proofErr w:type="gramEnd"/>
             <w:r>
               <w:rPr>
                 <w:rFonts w:eastAsia="標楷體" w:hint="eastAsia"/>
@@ -10046,6 +10182,7 @@
               </w:rPr>
               <w:t>薪資所得</w:t>
             </w:r>
+            <w:proofErr w:type="gramStart"/>
             <w:r>
               <w:rPr>
                 <w:rFonts w:ascii="標楷體" w:eastAsia="標楷體" w:hAnsi="標楷體" w:hint="eastAsia"/>
@@ -10054,6 +10191,7 @@
               </w:rPr>
               <w:t>≧</w:t>
             </w:r>
+            <w:proofErr w:type="gramEnd"/>
             <w:r>
               <w:rPr>
                 <w:rFonts w:eastAsia="標楷體"/>
@@ -10078,8 +10216,18 @@
                 <w:sz w:val="16"/>
                 <w:szCs w:val="16"/>
               </w:rPr>
-              <w:t>元，即應代扣</w:t>
-            </w:r>
+              <w:t>元，</w:t>
+            </w:r>
+            <w:proofErr w:type="gramStart"/>
+            <w:r>
+              <w:rPr>
+                <w:rFonts w:eastAsia="標楷體" w:hint="eastAsia"/>
+                <w:sz w:val="16"/>
+                <w:szCs w:val="16"/>
+              </w:rPr>
+              <w:t>即應代扣</w:t>
+            </w:r>
+            <w:proofErr w:type="gramEnd"/>
             <w:r>
               <w:rPr>
                 <w:rFonts w:eastAsia="標楷體" w:hint="eastAsia"/>
@@ -10118,6 +10266,7 @@
               </w:rPr>
               <w:t>執行業務所得、獎金、</w:t>
             </w:r>
+            <w:proofErr w:type="gramStart"/>
             <w:r>
               <w:rPr>
                 <w:rFonts w:eastAsia="標楷體"/>
@@ -10134,8 +10283,18 @@
                 <w:sz w:val="16"/>
                 <w:szCs w:val="16"/>
               </w:rPr>
-              <w:t>單次給付金額</w:t>
-            </w:r>
+              <w:t>單次</w:t>
+            </w:r>
+            <w:proofErr w:type="gramEnd"/>
+            <w:r>
+              <w:rPr>
+                <w:rFonts w:eastAsia="標楷體" w:hint="eastAsia"/>
+                <w:sz w:val="16"/>
+                <w:szCs w:val="16"/>
+              </w:rPr>
+              <w:t>給付金額</w:t>
+            </w:r>
+            <w:proofErr w:type="gramStart"/>
             <w:r>
               <w:rPr>
                 <w:rFonts w:ascii="標楷體" w:eastAsia="標楷體" w:hAnsi="標楷體" w:hint="eastAsia"/>
@@ -10144,6 +10303,7 @@
               </w:rPr>
               <w:t>≧</w:t>
             </w:r>
+            <w:proofErr w:type="gramEnd"/>
             <w:r>
               <w:rPr>
                 <w:rFonts w:eastAsia="標楷體" w:hint="eastAsia"/>
@@ -10168,8 +10328,18 @@
                 <w:sz w:val="16"/>
                 <w:szCs w:val="16"/>
               </w:rPr>
-              <w:t>元者，即應代扣</w:t>
-            </w:r>
+              <w:t>元者，</w:t>
+            </w:r>
+            <w:proofErr w:type="gramStart"/>
+            <w:r>
+              <w:rPr>
+                <w:rFonts w:eastAsia="標楷體" w:hint="eastAsia"/>
+                <w:sz w:val="16"/>
+                <w:szCs w:val="16"/>
+              </w:rPr>
+              <w:t>即應代扣</w:t>
+            </w:r>
+            <w:proofErr w:type="gramEnd"/>
             <w:r>
               <w:rPr>
                 <w:rFonts w:eastAsia="標楷體" w:hint="eastAsia"/>
@@ -10242,6 +10412,7 @@
               </w:rPr>
               <w:t>薪資所得</w:t>
             </w:r>
+            <w:proofErr w:type="gramStart"/>
             <w:r>
               <w:rPr>
                 <w:rFonts w:ascii="標楷體" w:eastAsia="標楷體" w:hAnsi="標楷體" w:hint="eastAsia"/>
@@ -10250,6 +10421,7 @@
               </w:rPr>
               <w:t>≧</w:t>
             </w:r>
+            <w:proofErr w:type="gramEnd"/>
             <w:r>
               <w:rPr>
                 <w:rFonts w:eastAsia="標楷體" w:hint="eastAsia"/>
@@ -10350,6 +10522,7 @@
               </w:rPr>
               <w:t>執行業務所得</w:t>
             </w:r>
+            <w:proofErr w:type="gramStart"/>
             <w:r>
               <w:rPr>
                 <w:rFonts w:ascii="標楷體" w:eastAsia="標楷體" w:hAnsi="標楷體" w:hint="eastAsia"/>
@@ -10358,6 +10531,7 @@
               </w:rPr>
               <w:t>≧</w:t>
             </w:r>
+            <w:proofErr w:type="gramEnd"/>
             <w:r>
               <w:rPr>
                 <w:rFonts w:eastAsia="標楷體" w:hint="eastAsia"/>
@@ -10401,8 +10575,19 @@
                 <w:sz w:val="16"/>
                 <w:szCs w:val="16"/>
               </w:rPr>
-              <w:t>，應代扣</w:t>
-            </w:r>
+              <w:t>，</w:t>
+            </w:r>
+            <w:proofErr w:type="gramStart"/>
+            <w:r>
+              <w:rPr>
+                <w:rFonts w:eastAsia="標楷體" w:hint="eastAsia"/>
+                <w:color w:val="000000"/>
+                <w:sz w:val="16"/>
+                <w:szCs w:val="16"/>
+              </w:rPr>
+              <w:t>應代扣</w:t>
+            </w:r>
+            <w:proofErr w:type="gramEnd"/>
             <w:r>
               <w:rPr>
                 <w:rFonts w:eastAsia="標楷體" w:hint="eastAsia"/>
@@ -10544,8 +10729,19 @@
                 <w:szCs w:val="14"/>
                 <w:bdr w:val="single" w:sz="4" w:space="0" w:color="auto"/>
               </w:rPr>
-              <w:t>以上資料將以電子及紙本形式提供本校進行帳務</w:t>
-            </w:r>
+              <w:t>以上資料將以電子及紙本形式提供本校進行帳</w:t>
+            </w:r>
+            <w:proofErr w:type="gramStart"/>
+            <w:r>
+              <w:rPr>
+                <w:rFonts w:hint="eastAsia"/>
+                <w:sz w:val="14"/>
+                <w:szCs w:val="14"/>
+                <w:bdr w:val="single" w:sz="4" w:space="0" w:color="auto"/>
+              </w:rPr>
+              <w:t>務</w:t>
+            </w:r>
+            <w:proofErr w:type="gramEnd"/>
             <w:r>
               <w:rPr>
                 <w:rFonts w:ascii="新細明體" w:hAnsi="新細明體" w:hint="eastAsia"/>
@@ -10579,6 +10775,7 @@
                 <w:szCs w:val="22"/>
                 <w:shd w:val="clear" w:color="auto" w:fill="D0CECE"/>
               </w:rPr>
+              <w:lastRenderedPageBreak/>
               <w:drawing>
                 <wp:anchor distT="0" distB="0" distL="114300" distR="114300" simplePos="0" relativeHeight="251666432" behindDoc="1" locked="0" layoutInCell="1" allowOverlap="1" wp14:anchorId="7282E89D" wp14:editId="2322C14E">
                   <wp:simplePos x="0" y="0"/>
@@ -10652,7 +10849,29 @@
                 <w:szCs w:val="22"/>
                 <w:shd w:val="clear" w:color="auto" w:fill="D0CECE"/>
               </w:rPr>
-              <w:t>我已詳細閱讀僑光科技大學『個資蒐集、處理及利用告知聲明』，了解並同意本聲明所有內容，茲以書面同意學（貴）校蒐集、處理及利用本人之相關個人資料。</w:t>
+              <w:t>我已詳細閱讀僑光科技大學『</w:t>
+            </w:r>
+            <w:proofErr w:type="gramStart"/>
+            <w:r>
+              <w:rPr>
+                <w:rFonts w:ascii="標楷體" w:eastAsia="標楷體" w:hAnsi="標楷體" w:hint="eastAsia"/>
+                <w:b/>
+                <w:sz w:val="22"/>
+                <w:szCs w:val="22"/>
+                <w:shd w:val="clear" w:color="auto" w:fill="D0CECE"/>
+              </w:rPr>
+              <w:t>個</w:t>
+            </w:r>
+            <w:proofErr w:type="gramEnd"/>
+            <w:r>
+              <w:rPr>
+                <w:rFonts w:ascii="標楷體" w:eastAsia="標楷體" w:hAnsi="標楷體" w:hint="eastAsia"/>
+                <w:b/>
+                <w:sz w:val="22"/>
+                <w:szCs w:val="22"/>
+                <w:shd w:val="clear" w:color="auto" w:fill="D0CECE"/>
+              </w:rPr>
+              <w:t>資蒐集、處理及利用告知聲明』，了解並同意本聲明所有內容，茲以書面同意學（貴）校蒐集、處理及利用本人之相關個人資料。</w:t>
             </w:r>
             <w:r>
               <w:rPr>
@@ -11891,6 +12110,7 @@
   <w:style w:type="character" w:default="1" w:styleId="a0">
     <w:name w:val="Default Paragraph Font"/>
     <w:uiPriority w:val="1"/>
+    <w:semiHidden/>
     <w:unhideWhenUsed/>
   </w:style>
   <w:style w:type="table" w:default="1" w:styleId="a1">
